--- a/ECommerce_Purchase_Prediction_Report.docx
+++ b/ECommerce_Purchase_Prediction_Report.docx
@@ -22,6 +22,100 @@
     <w:p>
       <w:pPr>
         <w:spacing w:line="360" w:lineRule="auto"/>
+      </w:pPr>
+    </w:p>
+    <w:p>
+      <w:pPr>
+        <w:spacing w:before="2600" w:after="40" w:line="360" w:lineRule="auto"/>
+        <w:jc w:val="center"/>
+        <w:rPr>
+          <w:sz w:val="36"/>
+          <w:szCs w:val="36"/>
+        </w:rPr>
+      </w:pPr>
+      <w:r>
+        <w:rPr>
+          <w:b/>
+          <w:bCs/>
+          <w:sz w:val="36"/>
+          <w:szCs w:val="36"/>
+        </w:rPr>
+        <w:t>E-Commerce Purchase</w:t>
+      </w:r>
+    </w:p>
+    <w:p>
+      <w:pPr>
+        <w:spacing w:after="40" w:line="360" w:lineRule="auto"/>
+        <w:jc w:val="center"/>
+        <w:rPr>
+          <w:sz w:val="36"/>
+          <w:szCs w:val="36"/>
+        </w:rPr>
+      </w:pPr>
+      <w:r>
+        <w:rPr>
+          <w:b/>
+          <w:bCs/>
+          <w:sz w:val="36"/>
+          <w:szCs w:val="36"/>
+        </w:rPr>
+        <w:t>Prediction System</w:t>
+      </w:r>
+    </w:p>
+    <w:p>
+      <w:pPr>
+        <w:spacing w:after="200" w:line="360" w:lineRule="auto"/>
+        <w:jc w:val="center"/>
+      </w:pPr>
+      <w:r>
+        <w:rPr>
+          <w:i/>
+          <w:iCs/>
+          <w:color w:val="555555"/>
+        </w:rPr>
+        <w:t>Machine Learning Powered E-Commerce Purchase Prediction</w:t>
+      </w:r>
+    </w:p>
+    <w:p>
+      <w:pPr>
+        <w:spacing w:line="360" w:lineRule="auto"/>
+        <w:jc w:val="center"/>
+        <w:rPr>
+          <w:b/>
+          <w:bCs/>
+        </w:rPr>
+      </w:pPr>
+      <w:r>
+        <w:rPr>
+          <w:b/>
+          <w:bCs/>
+        </w:rPr>
+        <w:t xml:space="preserve">Santino </w:t>
+      </w:r>
+      <w:r>
+        <w:rPr>
+          <w:b/>
+          <w:bCs/>
+        </w:rPr>
+        <w:t>Nyareth</w:t>
+      </w:r>
+    </w:p>
+    <w:p>
+      <w:pPr>
+        <w:spacing w:line="360" w:lineRule="auto"/>
+        <w:jc w:val="center"/>
+      </w:pPr>
+      <w:r>
+        <w:rPr>
+          <w:b/>
+          <w:bCs/>
+        </w:rPr>
+        <w:t>2409001256</w:t>
+      </w:r>
+    </w:p>
+    <w:p>
+      <w:pPr>
+        <w:spacing w:line="360" w:lineRule="auto"/>
         <w:jc w:val="center"/>
       </w:pPr>
       <w:r>
@@ -32,91 +126,7 @@
           <w:sz w:val="19"/>
           <w:szCs w:val="19"/>
         </w:rPr>
-        <w:t>Department of Computing and Information Technology</w:t>
-      </w:r>
-    </w:p>
-    <w:p>
-      <w:pPr>
-        <w:spacing w:line="360" w:lineRule="auto"/>
-      </w:pPr>
-    </w:p>
-    <w:p>
-      <w:pPr>
-        <w:spacing w:before="2600" w:after="40" w:line="360" w:lineRule="auto"/>
-        <w:jc w:val="center"/>
-      </w:pPr>
-      <w:r>
-        <w:rPr>
-          <w:b/>
-          <w:bCs/>
-        </w:rPr>
-        <w:t>E-Commerce Purchase</w:t>
-      </w:r>
-    </w:p>
-    <w:p>
-      <w:pPr>
-        <w:spacing w:after="40" w:line="360" w:lineRule="auto"/>
-        <w:jc w:val="center"/>
-      </w:pPr>
-      <w:r>
-        <w:rPr>
-          <w:b/>
-          <w:bCs/>
-        </w:rPr>
-        <w:t>Prediction System</w:t>
-      </w:r>
-    </w:p>
-    <w:p>
-      <w:pPr>
-        <w:spacing w:after="200" w:line="360" w:lineRule="auto"/>
-        <w:jc w:val="center"/>
-      </w:pPr>
-      <w:r>
-        <w:rPr>
-          <w:i/>
-          <w:iCs/>
-          <w:color w:val="555555"/>
-        </w:rPr>
-        <w:t>Machine Learning Powered E-Commerce Purchase Prediction</w:t>
-      </w:r>
-    </w:p>
-    <w:p>
-      <w:pPr>
-        <w:spacing w:line="360" w:lineRule="auto"/>
-        <w:jc w:val="center"/>
-      </w:pPr>
-      <w:r>
-        <w:rPr>
-          <w:b/>
-          <w:bCs/>
-        </w:rPr>
-        <w:t>Santino Bol</w:t>
-      </w:r>
-    </w:p>
-    <w:p>
-      <w:pPr>
-        <w:spacing w:line="360" w:lineRule="auto"/>
-        <w:jc w:val="center"/>
-      </w:pPr>
-      <w:r>
-        <w:rPr>
-          <w:i/>
-          <w:iCs/>
-          <w:color w:val="888888"/>
-          <w:sz w:val="19"/>
-          <w:szCs w:val="19"/>
-        </w:rPr>
-        <w:t xml:space="preserve">Case Study 14: E-Commerce Product Recommendation </w:t>
-      </w:r>
-      <w:r>
-        <w:rPr>
-          <w:i/>
-          <w:iCs/>
-          <w:color w:val="888888"/>
-          <w:sz w:val="19"/>
-          <w:szCs w:val="19"/>
-        </w:rPr>
-        <w:t>Classification</w:t>
+        <w:t>Case Study 14: E-Commerce Product Recommendation Classification</w:t>
       </w:r>
     </w:p>
     <w:p>
@@ -162,10 +172,7 @@
         <w:jc w:val="both"/>
       </w:pPr>
       <w:r>
-        <w:t>This report presents an E-Commerce Purchase Prediction System developed using supervised machine learning and the Flask web framework. The system evaluates prospective customer profiles across fi</w:t>
-      </w:r>
-      <w:r>
-        <w:t>ve quantitative indicators — Customer Age, Browsing History, Cart Value, Category Viewed, and Visit Duration — and predicts binary purchase outcomes (likely to purchase or not likely to purchase).</w:t>
+        <w:t>This report presents an E-Commerce Purchase Prediction System developed using supervised machine learning and the Flask web framework. The system evaluates prospective customer profiles across five quantitative indicators — Customer Age, Browsing History, Cart Value, Category Viewed, and Visit Duration — and predicts binary purchase outcomes (likely to purchase or not likely to purchase).</w:t>
       </w:r>
     </w:p>
     <w:p>
@@ -174,16 +181,7 @@
         <w:jc w:val="both"/>
       </w:pPr>
       <w:r>
-        <w:t>A synthetic dataset of 2,000 customer records was construct</w:t>
-      </w:r>
-      <w:r>
-        <w:t>ed to reflect realistic e-commerce shopping behaviour, exhibiting a class distribution of 65.3% likely to purchase versus 34.7% not likely to purchase. Three supervised classification algorithms were trained and evaluated on an 80/20 train-test split: Logi</w:t>
-      </w:r>
-      <w:r>
-        <w:t>stic Regression (89.3% accuracy), Decision Tree (96.5% accuracy), and Random Forest (96.5% accuracy). Random Forest was selected as the production model on the basis of its ensemble-derived robustness and superior resistance to overfitting on real-world da</w:t>
-      </w:r>
-      <w:r>
-        <w:t>ta.</w:t>
+        <w:t>A synthetic dataset of 2,000 customer records was constructed to reflect realistic e-commerce shopping behaviour, exhibiting a class distribution of 65.3% likely to purchase versus 34.7% not likely to purchase. Three supervised classification algorithms were trained and evaluated on an 80/20 train-test split: Logistic Regression (89.3% accuracy), Decision Tree (96.5% accuracy), and Random Forest (96.5% accuracy). Random Forest was selected as the production model on the basis of its ensemble-derived robustness and superior resistance to overfitting on real-world data.</w:t>
       </w:r>
     </w:p>
     <w:p>
@@ -192,10 +190,7 @@
         <w:jc w:val="both"/>
       </w:pPr>
       <w:r>
-        <w:t>The resulting web application, built with Flask and rendered via Jinja2 templates, enables e-commerce analysts to submit a customer profile through a browser-based form and receive an immediate, model-driven purchase prediction. An interactive analytic</w:t>
-      </w:r>
-      <w:r>
-        <w:t>s dashboard presents purchase rate statistics, average cart value, average visit duration, and a side-by-side comparison of algorithm performance.</w:t>
+        <w:t>The resulting web application, built with Flask and rendered via Jinja2 templates, enables e-commerce analysts to submit a customer profile through a browser-based form and receive an immediate, model-driven purchase prediction. An interactive analytics dashboard presents purchase rate statistics, average cart value, average visit duration, and a side-by-side comparison of algorithm performance.</w:t>
       </w:r>
     </w:p>
     <w:p>
@@ -204,13 +199,7 @@
         <w:jc w:val="both"/>
       </w:pPr>
       <w:r>
-        <w:t>The project demonstrates the practical value of machine learning in e-commerce — enabling personalised market</w:t>
-      </w:r>
-      <w:r>
-        <w:t>ing interventions, inventory planning, and customer retention strategies. Findings confirm that ensemble classifiers significantly outperform linear baselines on structured customer behavioural data. Recommended future directions include real-time integrat</w:t>
-      </w:r>
-      <w:r>
-        <w:t>ion with live transaction streams, deep learning extensions, and A/B testing frameworks for recommendation personalisation.</w:t>
+        <w:t>The project demonstrates the practical value of machine learning in e-commerce — enabling personalised marketing interventions, inventory planning, and customer retention strategies. Findings confirm that ensemble classifiers significantly outperform linear baselines on structured customer behavioural data. Recommended future directions include real-time integration with live transaction streams, deep learning extensions, and A/B testing frameworks for recommendation personalisation.</w:t>
       </w:r>
     </w:p>
     <w:p>
@@ -237,17 +226,7 @@
           <w:sz w:val="20"/>
           <w:szCs w:val="20"/>
         </w:rPr>
-        <w:t>Machine Learning · E-Commerce · Purchase Prediction · Random Forest · Decision Tree · Logistic Regression · Flask · Custom</w:t>
-      </w:r>
-      <w:r>
-        <w:rPr>
-          <w:i/>
-          <w:iCs/>
-          <w:color w:val="555555"/>
-          <w:sz w:val="20"/>
-          <w:szCs w:val="20"/>
-        </w:rPr>
-        <w:t>er Behaviour · Binary Classification · scikit-learn</w:t>
+        <w:t>Machine Learning · E-Commerce · Purchase Prediction · Random Forest · Decision Tree · Logistic Regression · Flask · Customer Behaviour · Binary Classification · scikit-learn</w:t>
       </w:r>
     </w:p>
     <w:p>
@@ -754,15 +733,7 @@
           <w:sz w:val="19"/>
           <w:szCs w:val="19"/>
         </w:rPr>
-        <w:t xml:space="preserve">        3.3  Data Preprocessing P</w:t>
-      </w:r>
-      <w:r>
-        <w:rPr>
-          <w:color w:val="555555"/>
-          <w:sz w:val="19"/>
-          <w:szCs w:val="19"/>
-        </w:rPr>
-        <w:t>ipeline</w:t>
+        <w:t xml:space="preserve">        3.3  Data Preprocessing Pipeline</w:t>
       </w:r>
       <w:r>
         <w:rPr>
@@ -1124,13 +1095,7 @@
         <w:jc w:val="both"/>
       </w:pPr>
       <w:r>
-        <w:t>E-commerce has trans</w:t>
-      </w:r>
-      <w:r>
-        <w:t xml:space="preserve">formed retail, generating vast volumes of customer behavioural data that remain largely underutilised for real-time decision support. Understanding whether a customer will complete a purchase is one of the most commercially valuable prediction problems in </w:t>
-      </w:r>
-      <w:r>
-        <w:t>digital retail — enabling targeted promotions, dynamic pricing, and personalised product recommendations at the moment of highest conversion probability.</w:t>
+        <w:t>E-commerce has transformed retail, generating vast volumes of customer behavioural data that remain largely underutilised for real-time decision support. Understanding whether a customer will complete a purchase is one of the most commercially valuable prediction problems in digital retail — enabling targeted promotions, dynamic pricing, and personalised product recommendations at the moment of highest conversion probability.</w:t>
       </w:r>
     </w:p>
     <w:p>
@@ -1139,16 +1104,7 @@
         <w:jc w:val="both"/>
       </w:pPr>
       <w:r>
-        <w:t>Machine Learning offers a compelling solution: by learning purchase patterns from historical behaviour</w:t>
-      </w:r>
-      <w:r>
-        <w:t>al records, ML models assess new customer sessions instantaneously and with a consistency no human analyst can match. The maturity of open-source libraries such as scikit-learn, combined with lightweight deployment frameworks such as Flask, makes it feasib</w:t>
-      </w:r>
-      <w:r>
-        <w:t>le to build production-ready purchase prediction tools at minimal cost and complexity. This project develops such a system, applying three classification algorithms to a structured customer dataset and delivering the best-performing model through a browser</w:t>
-      </w:r>
-      <w:r>
-        <w:t>-accessible web application.</w:t>
+        <w:t>Machine Learning offers a compelling solution: by learning purchase patterns from historical behavioural records, ML models assess new customer sessions instantaneously and with a consistency no human analyst can match. The maturity of open-source libraries such as scikit-learn, combined with lightweight deployment frameworks such as Flask, makes it feasible to build production-ready purchase prediction tools at minimal cost and complexity. This project develops such a system, applying three classification algorithms to a structured customer dataset and delivering the best-performing model through a browser-accessible web application.</w:t>
       </w:r>
     </w:p>
     <w:p>
@@ -1179,10 +1135,7 @@
         <w:jc w:val="both"/>
       </w:pPr>
       <w:r>
-        <w:t>Volume: High concurrent session loads make indiv</w:t>
-      </w:r>
-      <w:r>
-        <w:t>idual behavioural review impractical within standard conversion windows.</w:t>
+        <w:t>Volume: High concurrent session loads make individual behavioural review impractical within standard conversion windows.</w:t>
       </w:r>
     </w:p>
     <w:p>
@@ -1208,10 +1161,7 @@
         <w:jc w:val="both"/>
       </w:pPr>
       <w:r>
-        <w:t>Latency: Delayed intervention (post-sessio</w:t>
-      </w:r>
-      <w:r>
-        <w:t>n) is too late for real-time personalisation and promotional targeting.</w:t>
+        <w:t>Latency: Delayed intervention (post-session) is too late for real-time personalisation and promotional targeting.</w:t>
       </w:r>
     </w:p>
     <w:p>
@@ -1237,10 +1187,7 @@
         <w:jc w:val="both"/>
       </w:pPr>
       <w:r>
-        <w:t>Scalability: Manual rule updates require proportional analyst ef</w:t>
-      </w:r>
-      <w:r>
-        <w:t>fort as product catalogues and customer segments grow.</w:t>
+        <w:t>Scalability: Manual rule updates require proportional analyst effort as product catalogues and customer segments grow.</w:t>
       </w:r>
     </w:p>
     <w:p>
@@ -1289,10 +1236,7 @@
         <w:jc w:val="both"/>
       </w:pPr>
       <w:r>
-        <w:t>Compare model perform</w:t>
-      </w:r>
-      <w:r>
-        <w:t>ance using accuracy, precision, recall, and F1-score on a held-out test set.</w:t>
+        <w:t>Compare model performance using accuracy, precision, recall, and F1-score on a held-out test set.</w:t>
       </w:r>
     </w:p>
     <w:p>
@@ -1353,10 +1297,7 @@
         <w:jc w:val="both"/>
       </w:pPr>
       <w:r>
-        <w:t>Th</w:t>
-      </w:r>
-      <w:r>
-        <w:t>e model is trained exclusively on 2,000 synthetic records; no real transactional data was used.</w:t>
+        <w:t>The model is trained exclusively on 2,000 synthetic records; no real transactional data was used.</w:t>
       </w:r>
     </w:p>
     <w:p>
@@ -1382,10 +1323,7 @@
         <w:jc w:val="both"/>
       </w:pPr>
       <w:r>
-        <w:t>The application r</w:t>
-      </w:r>
-      <w:r>
-        <w:t>uns locally via the Flask development server and is intended for demonstration, not production-scale deployment.</w:t>
+        <w:t>The application runs locally via the Flask development server and is intended for demonstration, not production-scale deployment.</w:t>
       </w:r>
     </w:p>
     <w:p>
@@ -1407,10 +1345,7 @@
         <w:spacing w:line="360" w:lineRule="auto"/>
       </w:pPr>
       <w:r>
-        <w:t xml:space="preserve">1.5 </w:t>
-      </w:r>
-      <w:r>
-        <w:t>Significance of the Study</w:t>
+        <w:t>1.5 Significance of the Study</w:t>
       </w:r>
     </w:p>
     <w:p>
@@ -1419,13 +1354,7 @@
         <w:jc w:val="both"/>
       </w:pPr>
       <w:r>
-        <w:t>By demonstrating 96.5% predictive accuracy on a structured customer behavioural dataset, this work contributes to the growing body of evidence supporting AI integration in e-commerce operations. It delivers a practical, reproducib</w:t>
-      </w:r>
-      <w:r>
-        <w:t xml:space="preserve">le reference implementation that retail organisations can adapt as a starting point for real-world deployment, and establishes a technical foundation for more sophisticated future systems incorporating real-time event streams, collaborative filtering, and </w:t>
-      </w:r>
-      <w:r>
-        <w:t>deep learning recommendation engines.</w:t>
+        <w:t>By demonstrating 96.5% predictive accuracy on a structured customer behavioural dataset, this work contributes to the growing body of evidence supporting AI integration in e-commerce operations. It delivers a practical, reproducible reference implementation that retail organisations can adapt as a starting point for real-world deployment, and establishes a technical foundation for more sophisticated future systems incorporating real-time event streams, collaborative filtering, and deep learning recommendation engines.</w:t>
       </w:r>
     </w:p>
     <w:p>
@@ -1471,10 +1400,7 @@
         <w:jc w:val="both"/>
       </w:pPr>
       <w:r>
-        <w:t>The application of machine learning in e-commerce contexts has expanded substantially over the past decade. Linden et al. (2003) introduced one of the ea</w:t>
-      </w:r>
-      <w:r>
-        <w:t>rliest large-scale ML-powered recommendation systems at Amazon, establishing that collaborative filtering applied to purchase history could reliably forecast future product interest. Key application areas documented across the literature include:</w:t>
+        <w:t>The application of machine learning in e-commerce contexts has expanded substantially over the past decade. Linden et al. (2003) introduced one of the earliest large-scale ML-powered recommendation systems at Amazon, establishing that collaborative filtering applied to purchase history could reliably forecast future product interest. Key application areas documented across the literature include:</w:t>
       </w:r>
     </w:p>
     <w:p>
@@ -1487,10 +1413,7 @@
         <w:jc w:val="both"/>
       </w:pPr>
       <w:r>
-        <w:t xml:space="preserve">Purchase </w:t>
-      </w:r>
-      <w:r>
-        <w:t>intent prediction: classification models applied to session duration, browsing depth, and cart activity.</w:t>
+        <w:t>Purchase intent prediction: classification models applied to session duration, browsing depth, and cart activity.</w:t>
       </w:r>
     </w:p>
     <w:p>
@@ -1516,10 +1439,7 @@
         <w:jc w:val="both"/>
       </w:pPr>
       <w:r>
-        <w:t>Product recommendations: colla</w:t>
-      </w:r>
-      <w:r>
-        <w:t>borative and content-based filtering generating personalised product suggestions.</w:t>
+        <w:t>Product recommendations: collaborative and content-based filtering generating personalised product suggestions.</w:t>
       </w:r>
     </w:p>
     <w:p>
@@ -1545,10 +1465,7 @@
         <w:jc w:val="both"/>
       </w:pPr>
       <w:r>
-        <w:t>Fraud detection: anomaly detection and classificatio</w:t>
-      </w:r>
-      <w:r>
-        <w:t>n models identifying suspicious transaction patterns in real time.</w:t>
+        <w:t>Fraud detection: anomaly detection and classification models identifying suspicious transaction patterns in real time.</w:t>
       </w:r>
     </w:p>
     <w:p>
@@ -1566,16 +1483,7 @@
         <w:jc w:val="both"/>
       </w:pPr>
       <w:r>
-        <w:t>Predictive analytics in retail applies statistical modelling and machine learning to anticipate future customer behaviour from historical session and tran</w:t>
-      </w:r>
-      <w:r>
-        <w:t>saction data. Kotsiantis et al. (2007) demonstrated that ensemble classifiers systematically reduce prediction error on structured customer datasets compared to single-model baselines. Chen and Guestrin (2016) provided empirical evidence that gradient-boos</w:t>
-      </w:r>
-      <w:r>
-        <w:t>ted tree ensembles significantly outperform linear baselines on tabular e-commerce features, attributing this to their ability to capture complex non-linear interactions between browsing depth, cart value, and visit duration. These findings directly inform</w:t>
-      </w:r>
-      <w:r>
-        <w:t>ed the model selection strategy adopted in this project.</w:t>
+        <w:t>Predictive analytics in retail applies statistical modelling and machine learning to anticipate future customer behaviour from historical session and transaction data. Kotsiantis et al. (2007) demonstrated that ensemble classifiers systematically reduce prediction error on structured customer datasets compared to single-model baselines. Chen and Guestrin (2016) provided empirical evidence that gradient-boosted tree ensembles significantly outperform linear baselines on tabular e-commerce features, attributing this to their ability to capture complex non-linear interactions between browsing depth, cart value, and visit duration. These findings directly informed the model selection strategy adopted in this project.</w:t>
       </w:r>
     </w:p>
     <w:p>
@@ -1593,20 +1501,11 @@
         <w:jc w:val="both"/>
       </w:pPr>
       <w:r>
-        <w:t xml:space="preserve">Sakar et al. (2019) developed a real-time online shopper purchase intention prediction system using session-level features including page visits, </w:t>
-      </w:r>
-      <w:r>
-        <w:t>administrative duration, informational duration, and special day proximity, achieving 87.5% accuracy with Random Forest. Their work validates the session-duration and browsing-history features central to this project. Qiu et al. (2020) refined the approach</w:t>
-      </w:r>
-      <w:r>
-        <w:t xml:space="preserve"> by incorporating category-level browsing behaviour as a predictor, finding that product </w:t>
+        <w:t xml:space="preserve">Sakar et al. (2019) developed a real-time online shopper purchase intention prediction system using session-level features including page visits, administrative duration, informational duration, and special day proximity, achieving 87.5% accuracy with Random Forest. Their work validates the session-duration and browsing-history features central to this project. Qiu et al. (2020) refined the approach by incorporating category-level browsing behaviour as a predictor, finding that product </w:t>
       </w:r>
       <w:r>
         <w:lastRenderedPageBreak/>
-        <w:t>category significantly modulates purchase conversion rates across customer segments — a finding that directly motivated the inclusion of Category Viewed as a feature i</w:t>
-      </w:r>
-      <w:r>
-        <w:t>n this dataset.</w:t>
+        <w:t>category significantly modulates purchase conversion rates across customer segments — a finding that directly motivated the inclusion of Category Viewed as a feature in this dataset.</w:t>
       </w:r>
     </w:p>
     <w:p>
@@ -1624,13 +1523,7 @@
         <w:jc w:val="both"/>
       </w:pPr>
       <w:r>
-        <w:t xml:space="preserve">Flask is a lightweight Python micro-framework implementing the WSGI specification. It provides URL routing, HTTP request handling, Jinja2 server-side templating, and session management with minimal boilerplate — </w:t>
-      </w:r>
-      <w:r>
-        <w:t xml:space="preserve">making it the de-facto standard for wrapping trained scikit-learn models in browser-accessible applications. Key attributes leveraged in this project: zero-overhead ML integration via pickle; Jinja2 injection of prediction results and dashboard statistics </w:t>
-      </w:r>
-      <w:r>
-        <w:t>into dynamic HTML; and extensibility for future integration of database and authentication layers.</w:t>
+        <w:t>Flask is a lightweight Python micro-framework implementing the WSGI specification. It provides URL routing, HTTP request handling, Jinja2 server-side templating, and session management with minimal boilerplate — making it the de-facto standard for wrapping trained scikit-learn models in browser-accessible applications. Key attributes leveraged in this project: zero-overhead ML integration via pickle; Jinja2 injection of prediction results and dashboard statistics into dynamic HTML; and extensibility for future integration of database and authentication layers.</w:t>
       </w:r>
     </w:p>
     <w:p>
@@ -1648,13 +1541,7 @@
         <w:jc w:val="both"/>
       </w:pPr>
       <w:r>
-        <w:t xml:space="preserve">The literature establishes a clear methodological basis: ensemble classifiers outperform linear baselines on structured customer </w:t>
-      </w:r>
-      <w:r>
-        <w:t>behavioural data; multi-dimensional session profiles yield higher accuracy than single-criterion approaches; and Flask is the most practical deployment pathway for Python ML models in e-commerce technology. This project synthesises these findings into a co</w:t>
-      </w:r>
-      <w:r>
-        <w:t>hesive, end-to-end purchase prediction system.</w:t>
+        <w:t>The literature establishes a clear methodological basis: ensemble classifiers outperform linear baselines on structured customer behavioural data; multi-dimensional session profiles yield higher accuracy than single-criterion approaches; and Flask is the most practical deployment pathway for Python ML models in e-commerce technology. This project synthesises these findings into a cohesive, end-to-end purchase prediction system.</w:t>
       </w:r>
     </w:p>
     <w:p>
@@ -1736,13 +1623,7 @@
         <w:jc w:val="both"/>
       </w:pPr>
       <w:r>
-        <w:t>The system follows a three-tier architecture: a Data Layer (preprocessed CSV dataset and serialized model.pkl), an Application Layer (Flask server handling routi</w:t>
-      </w:r>
-      <w:r>
-        <w:t>ng, validation, inference, and Jinja2 rendering), and a Presentation Layer (browser-based customer profile form, results page, and analytics dashboard). End-to-end flow: a user submits a customer profile → Flask validates all five inputs → the validated ve</w:t>
-      </w:r>
-      <w:r>
-        <w:t>ctor is passed to the Random Forest model → a binary label is returned → the prediction result is rendered to the browser.</w:t>
+        <w:t>The system follows a three-tier architecture: a Data Layer (preprocessed CSV dataset and serialized model.pkl), an Application Layer (Flask server handling routing, validation, inference, and Jinja2 rendering), and a Presentation Layer (browser-based customer profile form, results page, and analytics dashboard). End-to-end flow: a user submits a customer profile → Flask validates all five inputs → the validated vector is passed to the Random Forest model → a binary label is returned → the prediction result is rendered to the browser.</w:t>
       </w:r>
     </w:p>
     <w:p>
@@ -1760,10 +1641,7 @@
         <w:jc w:val="both"/>
       </w:pPr>
       <w:r>
-        <w:t xml:space="preserve">The dataset comprises 2,000 synthetic records with five predictor features and one binary target, summarised </w:t>
-      </w:r>
-      <w:r>
-        <w:t>below:</w:t>
+        <w:t>The dataset comprises 2,000 synthetic records with five predictor features and one binary target, summarised below:</w:t>
       </w:r>
     </w:p>
     <w:tbl>
@@ -2208,10 +2086,7 @@
               <w:jc w:val="center"/>
             </w:pPr>
             <w:r>
-              <w:t xml:space="preserve">Total monetary value of items added to </w:t>
-            </w:r>
-            <w:r>
-              <w:t>cart</w:t>
+              <w:t>Total monetary value of items added to cart</w:t>
             </w:r>
           </w:p>
         </w:tc>
@@ -2517,10 +2392,7 @@
               <w:jc w:val="center"/>
             </w:pPr>
             <w:r>
-              <w:t xml:space="preserve">1 = Likely to </w:t>
-            </w:r>
-            <w:r>
-              <w:t>Purchase  |  0 = Not Likely to Purchase</w:t>
+              <w:t>1 = Likely to Purchase  |  0 = Not Likely to Purchase</w:t>
             </w:r>
           </w:p>
         </w:tc>
@@ -2537,10 +2409,7 @@
         <w:jc w:val="both"/>
       </w:pPr>
       <w:r>
-        <w:t>The dataset was generated with realistic class distribution: 1,306 likely-to-purchase (65.3%) versus 694 not-likely-to-purchase (34.7%), reflecting typical e-commerce conversion dynamics. This distribution informed</w:t>
-      </w:r>
-      <w:r>
-        <w:t xml:space="preserve"> the emphasis on precision and recall alongside aggregate accuracy during model evaluation.</w:t>
+        <w:t>The dataset was generated with realistic class distribution: 1,306 likely-to-purchase (65.3%) versus 694 not-likely-to-purchase (34.7%), reflecting typical e-commerce conversion dynamics. This distribution informed the emphasis on precision and recall alongside aggregate accuracy during model evaluation.</w:t>
       </w:r>
     </w:p>
     <w:p>
@@ -2575,10 +2444,7 @@
         <w:jc w:val="both"/>
       </w:pPr>
       <w:r>
-        <w:t>Missing Valu</w:t>
-      </w:r>
-      <w:r>
-        <w:t>e Check: isnull().sum() confirmed a complete dataset; no imputation required.</w:t>
+        <w:t>Missing Value Check: isnull().sum() confirmed a complete dataset; no imputation required.</w:t>
       </w:r>
     </w:p>
     <w:p>
@@ -2605,10 +2471,7 @@
       </w:pPr>
       <w:r>
         <w:lastRenderedPageBreak/>
-        <w:t>Exploratory Analysis: Correlation analysis confirmed all</w:t>
-      </w:r>
-      <w:r>
-        <w:t xml:space="preserve"> five features carry meaningful association with the purchase target; cart value and browsing history showed the strongest predictive signals.</w:t>
+        <w:t>Exploratory Analysis: Correlation analysis confirmed all five features carry meaningful association with the purchase target; cart value and browsing history showed the strongest predictive signals.</w:t>
       </w:r>
     </w:p>
     <w:p>
@@ -2621,10 +2484,7 @@
         <w:jc w:val="both"/>
       </w:pPr>
       <w:r>
-        <w:t>Feature/Target Separation: Five predictor columns assigned to feature matrix X; the purchase column assigned to t</w:t>
-      </w:r>
-      <w:r>
-        <w:t>arget vector y.</w:t>
+        <w:t>Feature/Target Separation: Five predictor columns assigned to feature matrix X; the purchase column assigned to target vector y.</w:t>
       </w:r>
     </w:p>
     <w:p>
@@ -2650,10 +2510,7 @@
         <w:jc w:val="both"/>
       </w:pPr>
       <w:r>
-        <w:t>Feature Scaling: StandardScaler applied within the Logistic Regression pipeline only; tree-based models are scale-</w:t>
-      </w:r>
-      <w:r>
-        <w:t>invariant.</w:t>
+        <w:t>Feature Scaling: StandardScaler applied within the Logistic Regression pipeline only; tree-based models are scale-invariant.</w:t>
       </w:r>
     </w:p>
     <w:p>
@@ -2680,10 +2537,7 @@
         <w:jc w:val="both"/>
       </w:pPr>
       <w:r>
-        <w:t xml:space="preserve">Models P(Purchase=1 | X) via the sigmoid function with a 0.5 threshold. Used as the interpretable linear baseline; captures first-order associations but cannot represent compound </w:t>
-      </w:r>
-      <w:r>
-        <w:t>non-linear purchase boundaries involving interactions between cart value, browsing depth, and visit duration.</w:t>
+        <w:t>Models P(Purchase=1 | X) via the sigmoid function with a 0.5 threshold. Used as the interpretable linear baseline; captures first-order associations but cannot represent compound non-linear purchase boundaries involving interactions between cart value, browsing depth, and visit duration.</w:t>
       </w:r>
     </w:p>
     <w:p>
@@ -2701,10 +2555,7 @@
         <w:jc w:val="both"/>
       </w:pPr>
       <w:r>
-        <w:t>Recursively partitions the feature space by selecting the split that maximally reduces Gini impurity at each node.</w:t>
-      </w:r>
-      <w:r>
-        <w:t xml:space="preserve"> Fully interpretable and naturally captures non-linear boundaries, but susceptible to overfitting when unpruned.</w:t>
+        <w:t>Recursively partitions the feature space by selecting the split that maximally reduces Gini impurity at each node. Fully interpretable and naturally captures non-linear boundaries, but susceptible to overfitting when unpruned.</w:t>
       </w:r>
     </w:p>
     <w:p>
@@ -2722,10 +2573,7 @@
         <w:jc w:val="both"/>
       </w:pPr>
       <w:r>
-        <w:t>Constructs an ensemble of Decision Trees on bootstrapped training samples with rando</w:t>
-      </w:r>
-      <w:r>
-        <w:t>m feature subsets at each split. Majority-vote aggregation substantially reduces variance relative to individual trees, producing superior generalisation and robustness on unseen data — making it the production model of choice.</w:t>
+        <w:t>Constructs an ensemble of Decision Trees on bootstrapped training samples with random feature subsets at each split. Majority-vote aggregation substantially reduces variance relative to individual trees, producing superior generalisation and robustness on unseen data — making it the production model of choice.</w:t>
       </w:r>
     </w:p>
     <w:p>
@@ -2747,10 +2595,7 @@
         <w:jc w:val="both"/>
       </w:pPr>
       <w:r>
-        <w:t>Accur</w:t>
-      </w:r>
-      <w:r>
-        <w:t>acy — proportion of all predictions that were correct.</w:t>
+        <w:t>Accuracy — proportion of all predictions that were correct.</w:t>
       </w:r>
     </w:p>
     <w:p>
@@ -2789,10 +2634,7 @@
         <w:jc w:val="both"/>
       </w:pPr>
       <w:r>
-        <w:t>F1-Score — harmonic mean o</w:t>
-      </w:r>
-      <w:r>
-        <w:t>f precision and recall; key metric for the minority non-purchase class.</w:t>
+        <w:t>F1-Score — harmonic mean of precision and recall; key metric for the minority non-purchase class.</w:t>
       </w:r>
     </w:p>
     <w:p>
@@ -2811,13 +2653,7 @@
       </w:pPr>
       <w:r>
         <w:lastRenderedPageBreak/>
-        <w:t>The trained Random Forest was serialized to model.pkl via pickle and loaded into Flask memory at server startup. Prediction requests assemble the</w:t>
-      </w:r>
-      <w:r>
-        <w:t xml:space="preserve"> five user-submitted values into a NumPy array, invoke model.predict(), and map the binary output to the display decision string (LIKELY TO PURCHASE / NOT LIKELY TO PURCHASE). Server-side range validation guards against out-of-bounds inputs before they rea</w:t>
-      </w:r>
-      <w:r>
-        <w:t>ch the model. The categorical Category Viewed input is encoded server-side using the same LabelEncoder fitted during training.</w:t>
+        <w:t>The trained Random Forest was serialized to model.pkl via pickle and loaded into Flask memory at server startup. Prediction requests assemble the five user-submitted values into a NumPy array, invoke model.predict(), and map the binary output to the display decision string (LIKELY TO PURCHASE / NOT LIKELY TO PURCHASE). Server-side range validation guards against out-of-bounds inputs before they reach the model. The categorical Category Viewed input is encoded server-side using the same LabelEncoder fitted during training.</w:t>
       </w:r>
     </w:p>
     <w:p>
@@ -2835,13 +2671,7 @@
         <w:jc w:val="both"/>
       </w:pPr>
       <w:r>
-        <w:t>Three Flask routes: / (GET/POST) for the prediction form and results display; /dashboard (GET) for the</w:t>
-      </w:r>
-      <w:r>
-        <w:t xml:space="preserve"> analytics view; and a navigation return route. The frontend uses HTML5, CSS3, and vanilla JavaScript with a dark-themed card-based UI. Chart.js (CDN-loaded) renders the purchase distribution and model accuracy charts client-side. Input validation is enfor</w:t>
-      </w:r>
-      <w:r>
-        <w:t>ced both client-side (HTML5 min/max attributes and select validation) and server-side (Python range assertions and encoder validation).</w:t>
+        <w:t>Three Flask routes: / (GET/POST) for the prediction form and results display; /dashboard (GET) for the analytics view; and a navigation return route. The frontend uses HTML5, CSS3, and vanilla JavaScript with a dark-themed card-based UI. Chart.js (CDN-loaded) renders the purchase distribution and model accuracy charts client-side. Input validation is enforced both client-side (HTML5 min/max attributes and select validation) and server-side (Python range assertions and encoder validation).</w:t>
       </w:r>
     </w:p>
     <w:p>
@@ -2935,10 +2765,7 @@
         <w:jc w:val="both"/>
       </w:pPr>
       <w:r>
-        <w:t>All three classifiers were evaluated on the 400-reco</w:t>
-      </w:r>
-      <w:r>
-        <w:t>rd held-out test set. Results are presented below:</w:t>
+        <w:t>All three classifiers were evaluated on the 400-record held-out test set. Results are presented below:</w:t>
       </w:r>
     </w:p>
     <w:tbl>
@@ -3704,10 +3531,7 @@
               <w:jc w:val="center"/>
             </w:pPr>
             <w:r>
-              <w:t xml:space="preserve">★ </w:t>
-            </w:r>
-            <w:r>
-              <w:t>Deployed</w:t>
+              <w:t>★ Deployed</w:t>
             </w:r>
           </w:p>
         </w:tc>
@@ -3724,13 +3548,7 @@
         <w:jc w:val="both"/>
       </w:pPr>
       <w:r>
-        <w:t xml:space="preserve">Random Forest and Decision Tree significantly outperformed Logistic Regression, with both ensemble and tree-based models achieving 96.5% test accuracy. Logistic Regression attained 89.3% accuracy, its deficit arising from the complex </w:t>
-      </w:r>
-      <w:r>
-        <w:t xml:space="preserve">non-linear interactions between cart value, browsing depth, and visit duration that a linear hyperplane separator cannot fully capture, while tree-based splits handle them naturally. Random Forest was preferred over Decision Tree for deployment due to its </w:t>
-      </w:r>
-      <w:r>
-        <w:t>ensemble variance reduction, providing better theoretical generalisation to noisier real-world e-commerce data.</w:t>
+        <w:t>Random Forest and Decision Tree significantly outperformed Logistic Regression, with both ensemble and tree-based models achieving 96.5% test accuracy. Logistic Regression attained 89.3% accuracy, its deficit arising from the complex non-linear interactions between cart value, browsing depth, and visit duration that a linear hyperplane separator cannot fully capture, while tree-based splits handle them naturally. Random Forest was preferred over Decision Tree for deployment due to its ensemble variance reduction, providing better theoretical generalisation to noisier real-world e-commerce data.</w:t>
       </w:r>
     </w:p>
     <w:p>
@@ -4388,10 +4206,7 @@
               <w:jc w:val="center"/>
             </w:pPr>
             <w:r>
-              <w:t xml:space="preserve">Mean session </w:t>
-            </w:r>
-            <w:r>
-              <w:t>length across all customers</w:t>
+              <w:t>Mean session length across all customers</w:t>
             </w:r>
           </w:p>
         </w:tc>
@@ -4408,10 +4223,7 @@
         <w:jc w:val="both"/>
       </w:pPr>
       <w:r>
-        <w:t>The 65.3% purchase rate reflects the engineered dataset dynamics. Customers likely to purchase consistently exhibited higher cart values (mean $320+), longer visit durations (mean 25+ minutes), and deeper browsing histories (1</w:t>
-      </w:r>
-      <w:r>
-        <w:t>5+ pages viewed). The average cart value of $253.32 and visit duration of 19.94 minutes are surfaced on the analytics dashboard as key business KPIs.</w:t>
+        <w:t>The 65.3% purchase rate reflects the engineered dataset dynamics. Customers likely to purchase consistently exhibited higher cart values (mean $320+), longer visit durations (mean 25+ minutes), and deeper browsing histories (15+ pages viewed). The average cart value of $253.32 and visit duration of 19.94 minutes are surfaced on the analytics dashboard as key business KPIs.</w:t>
       </w:r>
     </w:p>
     <w:p>
@@ -4429,10 +4241,7 @@
         <w:jc w:val="both"/>
       </w:pPr>
       <w:r>
-        <w:t>The following screenshots document the complete user journey through the deployed w</w:t>
-      </w:r>
-      <w:r>
-        <w:t>eb application.</w:t>
+        <w:t>The following screenshots document the complete user journey through the deployed web application.</w:t>
       </w:r>
     </w:p>
     <w:p>
@@ -4512,10 +4321,7 @@
         <w:jc w:val="both"/>
       </w:pPr>
       <w:r>
-        <w:t xml:space="preserve">The home page presents a card-based input form collecting Customer Age, Browsing History (pages viewed), Cart Value ($), Category Viewed (dropdown), and Visit </w:t>
-      </w:r>
-      <w:r>
-        <w:t>Duration (minutes). The form uses a dark-themed card layout consistent with modern e-commerce analytics platforms. The Predict Purchase button submits the profile for real-time model inference, while View Dashboard navigates to the analytics page.</w:t>
+        <w:t>The home page presents a card-based input form collecting Customer Age, Browsing History (pages viewed), Cart Value ($), Category Viewed (dropdown), and Visit Duration (minutes). The form uses a dark-themed card layout consistent with modern e-commerce analytics platforms. The Predict Purchase button submits the profile for real-time model inference, while View Dashboard navigates to the analytics page.</w:t>
       </w:r>
     </w:p>
     <w:p>
@@ -4586,17 +4392,7 @@
           <w:sz w:val="19"/>
           <w:szCs w:val="19"/>
         </w:rPr>
-        <w:t>Figur</w:t>
-      </w:r>
-      <w:r>
-        <w:rPr>
-          <w:i/>
-          <w:iCs/>
-          <w:color w:val="555555"/>
-          <w:sz w:val="19"/>
-          <w:szCs w:val="19"/>
-        </w:rPr>
-        <w:t>e 2  —  Prediction Result: LIKELY TO PURCHASE</w:t>
+        <w:t>Figure 2  —  Prediction Result: LIKELY TO PURCHASE</w:t>
       </w:r>
     </w:p>
     <w:p>
@@ -4605,10 +4401,7 @@
         <w:jc w:val="both"/>
       </w:pPr>
       <w:r>
-        <w:t>A customer profile satisfying purchase conversion thresholds triggers the green LIKELY TO PURCHASE decision banner. The prediction result section is displayed below the input form with clear visual feedback. Th</w:t>
-      </w:r>
-      <w:r>
-        <w:t>is outcome indicates the customer exhibits sufficient purchase signals across the five input dimensions to be classified as a likely buyer.</w:t>
+        <w:t>A customer profile satisfying purchase conversion thresholds triggers the green LIKELY TO PURCHASE decision banner. The prediction result section is displayed below the input form with clear visual feedback. This outcome indicates the customer exhibits sufficient purchase signals across the five input dimensions to be classified as a likely buyer.</w:t>
       </w:r>
     </w:p>
     <w:p>
@@ -4688,13 +4481,7 @@
         <w:jc w:val="both"/>
       </w:pPr>
       <w:r>
-        <w:t xml:space="preserve">A customer profile failing the purchase </w:t>
-      </w:r>
-      <w:r>
-        <w:t>conversion thresholds renders the red NOT LIKELY TO PURCHASE banner. The example shown — Age 12, Browsing History 3, Cart Value $20, Category: Books, Visit Duration 15 minutes — falls below conversion thresholds on multiple dimensions, indicating low purch</w:t>
-      </w:r>
-      <w:r>
-        <w:t>ase intent. The red/green colour coding provides an immediately unambiguous decision signal for e-commerce analysts.</w:t>
+        <w:t>A customer profile failing the purchase conversion thresholds renders the red NOT LIKELY TO PURCHASE banner. The example shown — Age 12, Browsing History 3, Cart Value $20, Category: Books, Visit Duration 15 minutes — falls below conversion thresholds on multiple dimensions, indicating low purchase intent. The red/green colour coding provides an immediately unambiguous decision signal for e-commerce analysts.</w:t>
       </w:r>
     </w:p>
     <w:p>
@@ -4774,13 +4561,7 @@
         <w:jc w:val="both"/>
       </w:pPr>
       <w:r>
-        <w:t>The analytics dashboard presents four KPI cards (Total Custome</w:t>
-      </w:r>
-      <w:r>
-        <w:t>rs: 2,000; Total Purchases: 1,306; Avg Cart Value: $253.32; Avg Visit Duration: 19.94 mins) and a Model Evaluation table comparing accuracy, precision, recall, and F1-score for the deployed Random Forest model. A Back to Prediction Page button provides sea</w:t>
-      </w:r>
-      <w:r>
-        <w:t>mless navigation to the main form.</w:t>
+        <w:t>The analytics dashboard presents four KPI cards (Total Customers: 2,000; Total Purchases: 1,306; Avg Cart Value: $253.32; Avg Visit Duration: 19.94 mins) and a Model Evaluation table comparing accuracy, precision, recall, and F1-score for the deployed Random Forest model. A Back to Prediction Page button provides seamless navigation to the main form.</w:t>
       </w:r>
     </w:p>
     <w:p>
@@ -4798,10 +4579,7 @@
         <w:jc w:val="both"/>
       </w:pPr>
       <w:r>
-        <w:t>The results affirm that supervised machine learning is highly effective at predicting e-commerce purchase intent from structured multi-dimensional customer behavioural profiles. The 96.5% accuracy of tree-b</w:t>
-      </w:r>
-      <w:r>
-        <w:t>ased classifiers confirms that the purchase boundary in this synthetic dataset is well-separable by non-linear models, consistent with the compound threshold logic embedded in the data generation process.</w:t>
+        <w:t>The results affirm that supervised machine learning is highly effective at predicting e-commerce purchase intent from structured multi-dimensional customer behavioural profiles. The 96.5% accuracy of tree-based classifiers confirms that the purchase boundary in this synthetic dataset is well-separable by non-linear models, consistent with the compound threshold logic embedded in the data generation process.</w:t>
       </w:r>
     </w:p>
     <w:p>
@@ -4810,19 +4588,7 @@
         <w:jc w:val="both"/>
       </w:pPr>
       <w:r>
-        <w:t>The Logistic Regression performance gap (89.3% vs 9</w:t>
-      </w:r>
-      <w:r>
-        <w:t xml:space="preserve">6.5%) reflects the fundamental limitation of linear decision boundaries when purchase intent requires simultaneously satisfying multiple interacting thresholds involving cart value, browsing depth, and visit duration. In real-world deployment with noisier </w:t>
-      </w:r>
-      <w:r>
-        <w:t>data and more complex customer segments, this gap would be expected to remain significant, further justifying the Random Forest selection. The Flask application successfully abstracts all ML complexity behind an intuitive interface, and the analytics dashb</w:t>
-      </w:r>
-      <w:r>
-        <w:t>oard adds strategic utility for marketing and operations teams. A key caveat is the synthetic training data: the 96.5% accuracy should not be extrapolated to real-world deployment without retraining on genuine transactional records, which would introduce b</w:t>
-      </w:r>
-      <w:r>
-        <w:t>ehavioural noise, missing values, and platform-specific conversion dynamics.</w:t>
+        <w:t>The Logistic Regression performance gap (89.3% vs 96.5%) reflects the fundamental limitation of linear decision boundaries when purchase intent requires simultaneously satisfying multiple interacting thresholds involving cart value, browsing depth, and visit duration. In real-world deployment with noisier data and more complex customer segments, this gap would be expected to remain significant, further justifying the Random Forest selection. The Flask application successfully abstracts all ML complexity behind an intuitive interface, and the analytics dashboard adds strategic utility for marketing and operations teams. A key caveat is the synthetic training data: the 96.5% accuracy should not be extrapolated to real-world deployment without retraining on genuine transactional records, which would introduce behavioural noise, missing values, and platform-specific conversion dynamics.</w:t>
       </w:r>
     </w:p>
     <w:p>
@@ -4841,13 +4607,7 @@
         <w:jc w:val="both"/>
       </w:pPr>
       <w:r>
-        <w:t>The E-Commerce Purchase Prediction System successfully demonstrates how supervised machine learning can deliver consistent, transparent, and data-driven purchase intent</w:t>
-      </w:r>
-      <w:r>
-        <w:t xml:space="preserve"> decisions. Training and benchmarking three classifiers on 2,000 customer records established Random Forest as the optimal model with 96.5% test-set accuracy across all evaluation metrics, significantly outperforming the Logistic Regression baseline while </w:t>
-      </w:r>
-      <w:r>
-        <w:t>matching Decision Tree performance and offering superior theoretical robustness for real-world e-commerce generalisation.</w:t>
+        <w:t>The E-Commerce Purchase Prediction System successfully demonstrates how supervised machine learning can deliver consistent, transparent, and data-driven purchase intent decisions. Training and benchmarking three classifiers on 2,000 customer records established Random Forest as the optimal model with 96.5% test-set accuracy across all evaluation metrics, significantly outperforming the Logistic Regression baseline while matching Decision Tree performance and offering superior theoretical robustness for real-world e-commerce generalisation.</w:t>
       </w:r>
     </w:p>
     <w:p>
@@ -4856,13 +4616,7 @@
         <w:jc w:val="both"/>
       </w:pPr>
       <w:r>
-        <w:t>The Flask web application translates the trained model into an accessible, zero-expertise-required prediction interface. The analytics</w:t>
-      </w:r>
-      <w:r>
-        <w:t xml:space="preserve"> dashboard surfaces institution-level purchase statistics and model evaluation metrics, supporting transparent model governance and data-informed marketing planning. Together, the system demonstrates the potential of machine learning to personalise, accele</w:t>
-      </w:r>
-      <w:r>
-        <w:t>rate, and optimise processes that have traditionally relied on broad demographic segmentation and rule-based heuristics.</w:t>
+        <w:t>The Flask web application translates the trained model into an accessible, zero-expertise-required prediction interface. The analytics dashboard surfaces institution-level purchase statistics and model evaluation metrics, supporting transparent model governance and data-informed marketing planning. Together, the system demonstrates the potential of machine learning to personalise, accelerate, and optimise processes that have traditionally relied on broad demographic segmentation and rule-based heuristics.</w:t>
       </w:r>
     </w:p>
     <w:p>
@@ -4884,10 +4638,7 @@
         <w:jc w:val="both"/>
       </w:pPr>
       <w:r>
-        <w:t>Real Data Integration: Retrain on genuine anonymised transactional and session records to improve ecological validity and c</w:t>
-      </w:r>
-      <w:r>
-        <w:t>apture platform-specific conversion dynamics.</w:t>
+        <w:t>Real Data Integration: Retrain on genuine anonymised transactional and session records to improve ecological validity and capture platform-specific conversion dynamics.</w:t>
       </w:r>
     </w:p>
     <w:p>
@@ -4913,10 +4664,7 @@
         <w:jc w:val="both"/>
       </w:pPr>
       <w:r>
-        <w:t>Cloud Deployment: Migrate to AWS Elastic Beanstalk, Google Cloud R</w:t>
-      </w:r>
-      <w:r>
-        <w:t>un, or Heroku for distributed retail access without local installation requirements.</w:t>
+        <w:t>Cloud Deployment: Migrate to AWS Elastic Beanstalk, Google Cloud Run, or Heroku for distributed retail access without local installation requirements.</w:t>
       </w:r>
     </w:p>
     <w:p>
@@ -4942,10 +4690,7 @@
         <w:jc w:val="both"/>
       </w:pPr>
       <w:r>
-        <w:t>Real-Time Integr</w:t>
-      </w:r>
-      <w:r>
-        <w:t>ation: Connect to live session event streams via WebSocket or Kafka for sub-second purchase intent scoring during active customer sessions.</w:t>
+        <w:t>Real-Time Integration: Connect to live session event streams via WebSocket or Kafka for sub-second purchase intent scoring during active customer sessions.</w:t>
       </w:r>
     </w:p>
     <w:p>
@@ -4958,10 +4703,7 @@
         <w:jc w:val="both"/>
       </w:pPr>
       <w:r>
-        <w:t>Multi-Class Extension: Extend the binary framework to tiered outcomes such as High-Value Purchase / Standard Purchas</w:t>
-      </w:r>
-      <w:r>
-        <w:t>e / Browse-Only / Churn Risk.</w:t>
+        <w:t>Multi-Class Extension: Extend the binary framework to tiered outcomes such as High-Value Purchase / Standard Purchase / Browse-Only / Churn Risk.</w:t>
       </w:r>
     </w:p>
     <w:p>
@@ -5021,10 +4763,7 @@
         <w:jc w:val="both"/>
       </w:pPr>
       <w:r>
-        <w:t xml:space="preserve">Chen, T., &amp; </w:t>
-      </w:r>
-      <w:r>
-        <w:t>Guestrin, C. (2016). XGBoost: A scalable tree boosting system. Proceedings of the 22nd ACM SIGKDD International Conference on Knowledge Discovery and Data Mining, 785–794.</w:t>
+        <w:t>Chen, T., &amp; Guestrin, C. (2016). XGBoost: A scalable tree boosting system. Proceedings of the 22nd ACM SIGKDD International Conference on Knowledge Discovery and Data Mining, 785–794.</w:t>
       </w:r>
     </w:p>
     <w:p>
@@ -5033,10 +4772,7 @@
         <w:jc w:val="both"/>
       </w:pPr>
       <w:r>
-        <w:t>Géron, A. (2019). Hands-on machine learning with Scikit-Learn, Keras, and TensorFlow</w:t>
-      </w:r>
-      <w:r>
-        <w:t xml:space="preserve"> (2nd ed.). O’Reilly Media.</w:t>
+        <w:t>Géron, A. (2019). Hands-on machine learning with Scikit-Learn, Keras, and TensorFlow (2nd ed.). O’Reilly Media.</w:t>
       </w:r>
     </w:p>
     <w:p>
@@ -5054,10 +4790,7 @@
         <w:jc w:val="both"/>
       </w:pPr>
       <w:r>
-        <w:t>Linden, G., Smith, B., &amp; York, J. (2003). Amaz</w:t>
-      </w:r>
-      <w:r>
-        <w:t>on.com recommendations: Item-to-item collaborative filtering. IEEE Internet Computing, 7(1), 76–80.</w:t>
+        <w:t>Linden, G., Smith, B., &amp; York, J. (2003). Amazon.com recommendations: Item-to-item collaborative filtering. IEEE Internet Computing, 7(1), 76–80.</w:t>
       </w:r>
     </w:p>
     <w:p>
@@ -5075,10 +4808,7 @@
         <w:jc w:val="both"/>
       </w:pPr>
       <w:r>
-        <w:t>Qiu, L., Pang, J., &amp; Lim, K. H.</w:t>
-      </w:r>
-      <w:r>
-        <w:t xml:space="preserve"> (2020). Online shopper purchase intention prediction using machine learning. Expert Systems with Applications, 147, 113149.</w:t>
+        <w:t>Qiu, L., Pang, J., &amp; Lim, K. H. (2020). Online shopper purchase intention prediction using machine learning. Expert Systems with Applications, 147, 113149.</w:t>
       </w:r>
     </w:p>
     <w:p>
@@ -5096,10 +4826,7 @@
         <w:jc w:val="both"/>
       </w:pPr>
       <w:r>
-        <w:t>Sakar, C. O., Polat, S. O., Katirc</w:t>
-      </w:r>
-      <w:r>
-        <w:t>ioglu, M., &amp; Kastro, Y. (2019). Real-time prediction of online shoppers’ purchasing intention using multilayer perceptron and LSTM recurrent neural networks. Neural Computing and Applications, 31(10), 6893–6908.</w:t>
+        <w:t>Sakar, C. O., Polat, S. O., Katircioglu, M., &amp; Kastro, Y. (2019). Real-time prediction of online shoppers’ purchasing intention using multilayer perceptron and LSTM recurrent neural networks. Neural Computing and Applications, 31(10), 6893–6908.</w:t>
       </w:r>
     </w:p>
     <w:p>
@@ -5108,10 +4835,7 @@
         <w:jc w:val="both"/>
       </w:pPr>
       <w:r>
-        <w:t>VanderPlas, J. (2016). Python data science h</w:t>
-      </w:r>
-      <w:r>
-        <w:t>andbook: Essential tools for working with data. O’Reilly Media.</w:t>
+        <w:t>VanderPlas, J. (2016). Python data science handbook: Essential tools for working with data. O’Reilly Media.</w:t>
       </w:r>
     </w:p>
     <w:sectPr>
